--- a/tillsyn/A 3197-2024 tillsynsbegäran.docx
+++ b/tillsyn/A 3197-2024 tillsynsbegäran.docx
@@ -259,7 +259,7 @@
     <w:r>
       <w:tab/>
       <w:tab/>
-      <w:t>2026-06-18</w:t>
+      <w:t>2026-06-19</w:t>
       <w:br/>
       <w:br/>
     </w:r>

--- a/tillsyn/A 3197-2024 tillsynsbegäran.docx
+++ b/tillsyn/A 3197-2024 tillsynsbegäran.docx
@@ -259,7 +259,7 @@
     <w:r>
       <w:tab/>
       <w:tab/>
-      <w:t>2026-06-19</w:t>
+      <w:t>2026-06-20</w:t>
       <w:br/>
       <w:br/>
     </w:r>

--- a/tillsyn/A 3197-2024 tillsynsbegäran.docx
+++ b/tillsyn/A 3197-2024 tillsynsbegäran.docx
@@ -12,10 +12,7 @@
     </w:p>
     <w:p>
       <w:r>
-        <w:t>Detta dokument behandlar höga naturvärden i avverkningsanmälan A 3197-2024 i Sundsvalls kommun som inkom 2024-01-25 och omfattar 5,0 ha.</w:t>
-      </w:r>
-      <w:r>
-        <w:t xml:space="preserve"> I Figur 1 visas fyndplatser för naturvårdsarter i området, som finns registrerade på Artportalen.</w:t>
+        <w:t>Denna tillsynsbegäran behandlar höga naturvärden i avverkningsanmälan A 3197-2024 i Sundsvalls kommun som inkom 2024-01-25 och omfattar 5,0 ha.</w:t>
       </w:r>
     </w:p>
     <w:p>
@@ -25,7 +22,7 @@
       <w:r>
         <w:drawing>
           <wp:inline xmlns:a="http://schemas.openxmlformats.org/drawingml/2006/main" xmlns:pic="http://schemas.openxmlformats.org/drawingml/2006/picture">
-            <wp:extent cx="5266332" cy="5688000"/>
+            <wp:extent cx="5299663" cy="5724000"/>
             <wp:docPr id="1" name="Picture 1"/>
             <wp:cNvGraphicFramePr>
               <a:graphicFrameLocks noChangeAspect="1"/>
@@ -46,7 +43,7 @@
                   <pic:spPr>
                     <a:xfrm>
                       <a:off x="0" y="0"/>
-                      <a:ext cx="5266332" cy="5688000"/>
+                      <a:ext cx="5299663" cy="5724000"/>
                     </a:xfrm>
                     <a:prstGeom prst="rect"/>
                   </pic:spPr>
@@ -63,7 +60,20 @@
         <w:spacing w:after="240"/>
       </w:pPr>
       <w:r>
-        <w:t>Figur 1. Fyndplatser för naturvårdsarter inom 17 meter från avverkningsanmälan (röd linje). Inom parentes anges rödlistekategorier, S för signalarter, Tför typiska arter och fridlysningsparagrafer i artskyddsförordningen.Markörer utan svart kant är placerade på fyndplatsen. Markörer med svart kant är placerade vid sidan av fyndplatsen och har ett svart streck som visar fyndplatsens exakta position. Kartans mittpunktskoordinat är N 6909535, E 620473 i SWEREF 99 TM.</w:t>
+        <w:t>Figur 1. Fyndplatser för naturvårdsarter inom 17 meter från avverkningsanmälan. Markörer utan svart kant är placerade på fyndplatsen. Markörer med svart kant är placerade vid sidan av fyndplatsen har ett svart streck som visar fyndplatsens exakta position. Kartans mittpunktskoordinat är N 6909535, E 620473 i SWEREF 99 TM.</w:t>
+      </w:r>
+    </w:p>
+    <w:p>
+      <w:r>
+        <w:t>Inom 17 meter från avverkningsanmälan finns fynd av 3 naturvårdsarter, varav 3 är rödlistade och 1 är fridlyst: bergviol (EN, §8), gulhornad rovfluga (NT) och sandrotkrypare (NT). Se Figur 1.</w:t>
+      </w:r>
+    </w:p>
+    <w:p>
+      <w:pPr>
+        <w:pStyle w:val="Heading1"/>
+      </w:pPr>
+      <w:r>
+        <w:t>Tillsynsbegäran</w:t>
       </w:r>
     </w:p>
     <w:p>
@@ -77,39 +87,16 @@
       </w:r>
     </w:p>
     <w:p>
-      <w:r>
-        <w:t>Nedan beskrivs fynd av naturvårdsarter och fridlysta arter som gjorts i det avverkningsanmälda området.</w:t>
-      </w:r>
-    </w:p>
-    <w:p>
       <w:pPr>
         <w:pStyle w:val="Heading1"/>
       </w:pPr>
       <w:r>
-        <w:t>Naturvårdsarter</w:t>
+        <w:t>Naturvårdsarter och fridlysta arter</w:t>
       </w:r>
     </w:p>
     <w:p>
       <w:r>
-        <w:t>Inom 17 meter från avverkningsanmälan har följande 3 naturvårdsarter hittats: bergviol (EN, §8), gulhornad rovfluga (NT) och sandrotkrypare (NT). Av dessa är 3 rödlistade. För rödlistade arter har rödlistekategorin angivits inom parentes. För fridlysta arter anges även paragrafen i Artskyddsförordningen som arten är fridlyst enligt.</w:t>
-      </w:r>
-    </w:p>
-    <w:p>
-      <w:r>
-        <w:t>De påträffade naturvårdsarterna är ett tydligt kvitto på att det rör sig om en skog med höga naturvärden.</w:t>
-      </w:r>
-    </w:p>
-    <w:p>
-      <w:pPr>
-        <w:pStyle w:val="Heading2"/>
-      </w:pPr>
-      <w:r>
-        <w:t>Fridlysta arter</w:t>
-      </w:r>
-    </w:p>
-    <w:p>
-      <w:r>
-        <w:t>Följande fridlysta arter har sina livsmiljöer och växtplatser i den avverkningsanmälda skogen: bergviol (EN, §8).</w:t>
+        <w:t>Nedan följer beskrivningar av de naturvårdsarter och fridlysta arter som har sina livsmiljöer och växtplatser i den avverkningsanmälda skogen. De påträffade naturvårdsarterna är ett tydligt kvitto på att det rör sig om en skog med höga naturvärden.</w:t>
       </w:r>
     </w:p>
     <w:p>
@@ -121,14 +108,6 @@
       </w:r>
       <w:r>
         <w:t xml:space="preserve"> är en starkt hotad och fridlyst art som minskat med 47% under åren 2004–2024. Den förekommer främst i Medelpad, samt på ett fåtal lokaler i Dalarna och Hälsingland. Den växer på solvarma platser i kustbygderna och utmed älvdalarna, främst på torra backar och i lövskogsdominerande solexponerade bergssluttningar. Arten är ljusberoende och i områden med bergviol bör en lövskogsinriktad skogsskötsel ske. Under de senaste 60 åren har minskningstakten uppgått till 50 (30–70) % (SLU Artdatabanken, 2026).</w:t>
-      </w:r>
-    </w:p>
-    <w:p>
-      <w:pPr>
-        <w:pStyle w:val="Heading2"/>
-      </w:pPr>
-      <w:r>
-        <w:t>Övriga naturvårdsarter</w:t>
       </w:r>
     </w:p>
     <w:sectPr>
@@ -259,7 +238,7 @@
     <w:r>
       <w:tab/>
       <w:tab/>
-      <w:t>2026-06-20</w:t>
+      <w:t>2026-06-21</w:t>
       <w:br/>
       <w:br/>
     </w:r>

--- a/tillsyn/A 3197-2024 tillsynsbegäran.docx
+++ b/tillsyn/A 3197-2024 tillsynsbegäran.docx
@@ -238,7 +238,7 @@
     <w:r>
       <w:tab/>
       <w:tab/>
-      <w:t>2026-06-21</w:t>
+      <w:t>2026-06-22</w:t>
       <w:br/>
       <w:br/>
     </w:r>

--- a/tillsyn/A 3197-2024 tillsynsbegäran.docx
+++ b/tillsyn/A 3197-2024 tillsynsbegäran.docx
@@ -238,7 +238,7 @@
     <w:r>
       <w:tab/>
       <w:tab/>
-      <w:t>2026-06-22</w:t>
+      <w:t>2026-06-23</w:t>
       <w:br/>
       <w:br/>
     </w:r>

--- a/tillsyn/A 3197-2024 tillsynsbegäran.docx
+++ b/tillsyn/A 3197-2024 tillsynsbegäran.docx
@@ -238,7 +238,7 @@
     <w:r>
       <w:tab/>
       <w:tab/>
-      <w:t>2026-06-23</w:t>
+      <w:t>2026-06-24</w:t>
       <w:br/>
       <w:br/>
     </w:r>

--- a/tillsyn/A 3197-2024 tillsynsbegäran.docx
+++ b/tillsyn/A 3197-2024 tillsynsbegäran.docx
@@ -238,7 +238,7 @@
     <w:r>
       <w:tab/>
       <w:tab/>
-      <w:t>2026-06-24</w:t>
+      <w:t>2026-06-25</w:t>
       <w:br/>
       <w:br/>
     </w:r>

--- a/tillsyn/A 3197-2024 tillsynsbegäran.docx
+++ b/tillsyn/A 3197-2024 tillsynsbegäran.docx
@@ -238,7 +238,7 @@
     <w:r>
       <w:tab/>
       <w:tab/>
-      <w:t>2026-06-25</w:t>
+      <w:t>2026-06-26</w:t>
       <w:br/>
       <w:br/>
     </w:r>

--- a/tillsyn/A 3197-2024 tillsynsbegäran.docx
+++ b/tillsyn/A 3197-2024 tillsynsbegäran.docx
@@ -238,7 +238,7 @@
     <w:r>
       <w:tab/>
       <w:tab/>
-      <w:t>2026-06-26</w:t>
+      <w:t>2026-06-27</w:t>
       <w:br/>
       <w:br/>
     </w:r>

--- a/tillsyn/A 3197-2024 tillsynsbegäran.docx
+++ b/tillsyn/A 3197-2024 tillsynsbegäran.docx
@@ -238,7 +238,7 @@
     <w:r>
       <w:tab/>
       <w:tab/>
-      <w:t>2026-06-27</w:t>
+      <w:t>2026-06-28</w:t>
       <w:br/>
       <w:br/>
     </w:r>

--- a/tillsyn/A 3197-2024 tillsynsbegäran.docx
+++ b/tillsyn/A 3197-2024 tillsynsbegäran.docx
@@ -238,7 +238,7 @@
     <w:r>
       <w:tab/>
       <w:tab/>
-      <w:t>2026-06-28</w:t>
+      <w:t>2026-06-29</w:t>
       <w:br/>
       <w:br/>
     </w:r>

--- a/tillsyn/A 3197-2024 tillsynsbegäran.docx
+++ b/tillsyn/A 3197-2024 tillsynsbegäran.docx
@@ -238,7 +238,7 @@
     <w:r>
       <w:tab/>
       <w:tab/>
-      <w:t>2026-06-29</w:t>
+      <w:t>2026-06-30</w:t>
       <w:br/>
       <w:br/>
     </w:r>

--- a/tillsyn/A 3197-2024 tillsynsbegäran.docx
+++ b/tillsyn/A 3197-2024 tillsynsbegäran.docx
@@ -238,7 +238,7 @@
     <w:r>
       <w:tab/>
       <w:tab/>
-      <w:t>2026-06-30</w:t>
+      <w:t>2026-07-01</w:t>
       <w:br/>
       <w:br/>
     </w:r>

--- a/tillsyn/A 3197-2024 tillsynsbegäran.docx
+++ b/tillsyn/A 3197-2024 tillsynsbegäran.docx
@@ -238,7 +238,7 @@
     <w:r>
       <w:tab/>
       <w:tab/>
-      <w:t>2026-07-01</w:t>
+      <w:t>2026-07-02</w:t>
       <w:br/>
       <w:br/>
     </w:r>

--- a/tillsyn/A 3197-2024 tillsynsbegäran.docx
+++ b/tillsyn/A 3197-2024 tillsynsbegäran.docx
@@ -238,7 +238,7 @@
     <w:r>
       <w:tab/>
       <w:tab/>
-      <w:t>2026-07-13</w:t>
+      <w:t>2026-07-14</w:t>
       <w:br/>
       <w:br/>
     </w:r>

--- a/tillsyn/A 3197-2024 tillsynsbegäran.docx
+++ b/tillsyn/A 3197-2024 tillsynsbegäran.docx
@@ -238,7 +238,7 @@
     <w:r>
       <w:tab/>
       <w:tab/>
-      <w:t>2026-07-14</w:t>
+      <w:t>2026-07-15</w:t>
       <w:br/>
       <w:br/>
     </w:r>

--- a/tillsyn/A 3197-2024 tillsynsbegäran.docx
+++ b/tillsyn/A 3197-2024 tillsynsbegäran.docx
@@ -238,7 +238,7 @@
     <w:r>
       <w:tab/>
       <w:tab/>
-      <w:t>2026-07-15</w:t>
+      <w:t>2026-07-16</w:t>
       <w:br/>
       <w:br/>
     </w:r>

--- a/tillsyn/A 3197-2024 tillsynsbegäran.docx
+++ b/tillsyn/A 3197-2024 tillsynsbegäran.docx
@@ -238,7 +238,7 @@
     <w:r>
       <w:tab/>
       <w:tab/>
-      <w:t>2026-07-16</w:t>
+      <w:t>2026-07-17</w:t>
       <w:br/>
       <w:br/>
     </w:r>

--- a/tillsyn/A 3197-2024 tillsynsbegäran.docx
+++ b/tillsyn/A 3197-2024 tillsynsbegäran.docx
@@ -238,7 +238,7 @@
     <w:r>
       <w:tab/>
       <w:tab/>
-      <w:t>2026-07-17</w:t>
+      <w:t>2026-07-18</w:t>
       <w:br/>
       <w:br/>
     </w:r>

--- a/tillsyn/A 3197-2024 tillsynsbegäran.docx
+++ b/tillsyn/A 3197-2024 tillsynsbegäran.docx
@@ -238,7 +238,7 @@
     <w:r>
       <w:tab/>
       <w:tab/>
-      <w:t>2026-07-18</w:t>
+      <w:t>2026-07-19</w:t>
       <w:br/>
       <w:br/>
     </w:r>

--- a/tillsyn/A 3197-2024 tillsynsbegäran.docx
+++ b/tillsyn/A 3197-2024 tillsynsbegäran.docx
@@ -238,7 +238,7 @@
     <w:r>
       <w:tab/>
       <w:tab/>
-      <w:t>2026-07-19</w:t>
+      <w:t>2026-07-20</w:t>
       <w:br/>
       <w:br/>
     </w:r>

--- a/tillsyn/A 3197-2024 tillsynsbegäran.docx
+++ b/tillsyn/A 3197-2024 tillsynsbegäran.docx
@@ -238,7 +238,7 @@
     <w:r>
       <w:tab/>
       <w:tab/>
-      <w:t>2026-07-20</w:t>
+      <w:t>2026-07-21</w:t>
       <w:br/>
       <w:br/>
     </w:r>

--- a/tillsyn/A 3197-2024 tillsynsbegäran.docx
+++ b/tillsyn/A 3197-2024 tillsynsbegäran.docx
@@ -238,7 +238,7 @@
     <w:r>
       <w:tab/>
       <w:tab/>
-      <w:t>2026-07-21</w:t>
+      <w:t>2026-07-22</w:t>
       <w:br/>
       <w:br/>
     </w:r>

--- a/tillsyn/A 3197-2024 tillsynsbegäran.docx
+++ b/tillsyn/A 3197-2024 tillsynsbegäran.docx
@@ -238,7 +238,7 @@
     <w:r>
       <w:tab/>
       <w:tab/>
-      <w:t>2026-07-22</w:t>
+      <w:t>2026-07-23</w:t>
       <w:br/>
       <w:br/>
     </w:r>

--- a/tillsyn/A 3197-2024 tillsynsbegäran.docx
+++ b/tillsyn/A 3197-2024 tillsynsbegäran.docx
@@ -238,7 +238,7 @@
     <w:r>
       <w:tab/>
       <w:tab/>
-      <w:t>2026-07-23</w:t>
+      <w:t>2026-07-24</w:t>
       <w:br/>
       <w:br/>
     </w:r>

--- a/tillsyn/A 3197-2024 tillsynsbegäran.docx
+++ b/tillsyn/A 3197-2024 tillsynsbegäran.docx
@@ -238,7 +238,7 @@
     <w:r>
       <w:tab/>
       <w:tab/>
-      <w:t>2026-07-24</w:t>
+      <w:t>2026-07-25</w:t>
       <w:br/>
       <w:br/>
     </w:r>

--- a/tillsyn/A 3197-2024 tillsynsbegäran.docx
+++ b/tillsyn/A 3197-2024 tillsynsbegäran.docx
@@ -238,7 +238,7 @@
     <w:r>
       <w:tab/>
       <w:tab/>
-      <w:t>2026-07-25</w:t>
+      <w:t>2026-07-26</w:t>
       <w:br/>
       <w:br/>
     </w:r>

--- a/tillsyn/A 3197-2024 tillsynsbegäran.docx
+++ b/tillsyn/A 3197-2024 tillsynsbegäran.docx
@@ -238,7 +238,7 @@
     <w:r>
       <w:tab/>
       <w:tab/>
-      <w:t>2026-07-26</w:t>
+      <w:t>2026-07-27</w:t>
       <w:br/>
       <w:br/>
     </w:r>

--- a/tillsyn/A 3197-2024 tillsynsbegäran.docx
+++ b/tillsyn/A 3197-2024 tillsynsbegäran.docx
@@ -238,7 +238,7 @@
     <w:r>
       <w:tab/>
       <w:tab/>
-      <w:t>2026-07-27</w:t>
+      <w:t>2026-07-28</w:t>
       <w:br/>
       <w:br/>
     </w:r>

--- a/tillsyn/A 3197-2024 tillsynsbegäran.docx
+++ b/tillsyn/A 3197-2024 tillsynsbegäran.docx
@@ -238,7 +238,7 @@
     <w:r>
       <w:tab/>
       <w:tab/>
-      <w:t>2026-07-28</w:t>
+      <w:t>2026-07-29</w:t>
       <w:br/>
       <w:br/>
     </w:r>

--- a/tillsyn/A 3197-2024 tillsynsbegäran.docx
+++ b/tillsyn/A 3197-2024 tillsynsbegäran.docx
@@ -238,7 +238,7 @@
     <w:r>
       <w:tab/>
       <w:tab/>
-      <w:t>2026-07-29</w:t>
+      <w:t>2026-07-30</w:t>
       <w:br/>
       <w:br/>
     </w:r>

--- a/tillsyn/A 3197-2024 tillsynsbegäran.docx
+++ b/tillsyn/A 3197-2024 tillsynsbegäran.docx
@@ -238,7 +238,7 @@
     <w:r>
       <w:tab/>
       <w:tab/>
-      <w:t>2026-07-30</w:t>
+      <w:t>2026-07-31</w:t>
       <w:br/>
       <w:br/>
     </w:r>

--- a/tillsyn/A 3197-2024 tillsynsbegäran.docx
+++ b/tillsyn/A 3197-2024 tillsynsbegäran.docx
@@ -238,7 +238,7 @@
     <w:r>
       <w:tab/>
       <w:tab/>
-      <w:t>2026-07-31</w:t>
+      <w:t>2026-08-01</w:t>
       <w:br/>
       <w:br/>
     </w:r>

--- a/tillsyn/A 3197-2024 tillsynsbegäran.docx
+++ b/tillsyn/A 3197-2024 tillsynsbegäran.docx
@@ -238,7 +238,7 @@
     <w:r>
       <w:tab/>
       <w:tab/>
-      <w:t>2026-08-01</w:t>
+      <w:t>2026-08-02</w:t>
       <w:br/>
       <w:br/>
     </w:r>

--- a/tillsyn/A 3197-2024 tillsynsbegäran.docx
+++ b/tillsyn/A 3197-2024 tillsynsbegäran.docx
@@ -238,7 +238,7 @@
     <w:r>
       <w:tab/>
       <w:tab/>
-      <w:t>2026-08-02</w:t>
+      <w:t>2026-08-03</w:t>
       <w:br/>
       <w:br/>
     </w:r>

--- a/tillsyn/A 3197-2024 tillsynsbegäran.docx
+++ b/tillsyn/A 3197-2024 tillsynsbegäran.docx
@@ -238,7 +238,7 @@
     <w:r>
       <w:tab/>
       <w:tab/>
-      <w:t>2026-08-03</w:t>
+      <w:t>2026-08-05</w:t>
       <w:br/>
       <w:br/>
     </w:r>

--- a/tillsyn/A 3197-2024 tillsynsbegäran.docx
+++ b/tillsyn/A 3197-2024 tillsynsbegäran.docx
@@ -238,7 +238,7 @@
     <w:r>
       <w:tab/>
       <w:tab/>
-      <w:t>2026-08-05</w:t>
+      <w:t>2026-08-07</w:t>
       <w:br/>
       <w:br/>
     </w:r>

--- a/tillsyn/A 3197-2024 tillsynsbegäran.docx
+++ b/tillsyn/A 3197-2024 tillsynsbegäran.docx
@@ -238,7 +238,7 @@
     <w:r>
       <w:tab/>
       <w:tab/>
-      <w:t>2026-08-07</w:t>
+      <w:t>2026-08-08</w:t>
       <w:br/>
       <w:br/>
     </w:r>

--- a/tillsyn/A 3197-2024 tillsynsbegäran.docx
+++ b/tillsyn/A 3197-2024 tillsynsbegäran.docx
@@ -60,7 +60,7 @@
         <w:spacing w:after="240"/>
       </w:pPr>
       <w:r>
-        <w:t>Figur 1. Fyndplatser för naturvårdsarter inom 17 meter från avverkningsanmälan. Markörer utan svart kant är placerade på fyndplatsen. Markörer med svart kant är placerade vid sidan av fyndplatsen har ett svart streck som visar fyndplatsens exakta position. Kartans mittpunktskoordinat är N 6909535, E 620473 i SWEREF 99 TM.</w:t>
+        <w:t>Figur 1. Fyndplatser för naturvårdsarter inom 17 meter från avverkningsanmälan. Markörer utan svart kant är placerade på fyndplatsen. Markörer med svart kant är placerade vid sidan av fyndplatsen och har ett svart streck som visar fyndplatsens exakta position. Kartans mittpunktskoordinat är N 6909535, E 620473 i SWEREF 99 TM.</w:t>
       </w:r>
     </w:p>
     <w:p>
@@ -238,7 +238,7 @@
     <w:r>
       <w:tab/>
       <w:tab/>
-      <w:t>2026-08-14</w:t>
+      <w:t>2026-08-15</w:t>
       <w:br/>
       <w:br/>
     </w:r>

--- a/tillsyn/A 3197-2024 tillsynsbegäran.docx
+++ b/tillsyn/A 3197-2024 tillsynsbegäran.docx
@@ -238,7 +238,7 @@
     <w:r>
       <w:tab/>
       <w:tab/>
-      <w:t>2026-08-15</w:t>
+      <w:t>2026-08-16</w:t>
       <w:br/>
       <w:br/>
     </w:r>

--- a/tillsyn/A 3197-2024 tillsynsbegäran.docx
+++ b/tillsyn/A 3197-2024 tillsynsbegäran.docx
@@ -238,7 +238,7 @@
     <w:r>
       <w:tab/>
       <w:tab/>
-      <w:t>2026-08-16</w:t>
+      <w:t>2026-08-17</w:t>
       <w:br/>
       <w:br/>
     </w:r>

--- a/tillsyn/A 3197-2024 tillsynsbegäran.docx
+++ b/tillsyn/A 3197-2024 tillsynsbegäran.docx
@@ -238,7 +238,7 @@
     <w:r>
       <w:tab/>
       <w:tab/>
-      <w:t>2026-08-17</w:t>
+      <w:t>2026-08-18</w:t>
       <w:br/>
       <w:br/>
     </w:r>

--- a/tillsyn/A 3197-2024 tillsynsbegäran.docx
+++ b/tillsyn/A 3197-2024 tillsynsbegäran.docx
@@ -238,7 +238,7 @@
     <w:r>
       <w:tab/>
       <w:tab/>
-      <w:t>2026-08-18</w:t>
+      <w:t>2026-08-19</w:t>
       <w:br/>
       <w:br/>
     </w:r>

--- a/tillsyn/A 3197-2024 tillsynsbegäran.docx
+++ b/tillsyn/A 3197-2024 tillsynsbegäran.docx
@@ -238,7 +238,7 @@
     <w:r>
       <w:tab/>
       <w:tab/>
-      <w:t>2026-08-19</w:t>
+      <w:t>2026-08-20</w:t>
       <w:br/>
       <w:br/>
     </w:r>

--- a/tillsyn/A 3197-2024 tillsynsbegäran.docx
+++ b/tillsyn/A 3197-2024 tillsynsbegäran.docx
@@ -238,7 +238,7 @@
     <w:r>
       <w:tab/>
       <w:tab/>
-      <w:t>2026-08-20</w:t>
+      <w:t>2026-08-21</w:t>
       <w:br/>
       <w:br/>
     </w:r>

--- a/tillsyn/A 3197-2024 tillsynsbegäran.docx
+++ b/tillsyn/A 3197-2024 tillsynsbegäran.docx
@@ -238,7 +238,7 @@
     <w:r>
       <w:tab/>
       <w:tab/>
-      <w:t>2026-08-21</w:t>
+      <w:t>2026-08-22</w:t>
       <w:br/>
       <w:br/>
     </w:r>

--- a/tillsyn/A 3197-2024 tillsynsbegäran.docx
+++ b/tillsyn/A 3197-2024 tillsynsbegäran.docx
@@ -238,7 +238,7 @@
     <w:r>
       <w:tab/>
       <w:tab/>
-      <w:t>2026-08-22</w:t>
+      <w:t>2026-08-23</w:t>
       <w:br/>
       <w:br/>
     </w:r>

--- a/tillsyn/A 3197-2024 tillsynsbegäran.docx
+++ b/tillsyn/A 3197-2024 tillsynsbegäran.docx
@@ -238,7 +238,7 @@
     <w:r>
       <w:tab/>
       <w:tab/>
-      <w:t>2026-08-23</w:t>
+      <w:t>2026-08-24</w:t>
       <w:br/>
       <w:br/>
     </w:r>

--- a/tillsyn/A 3197-2024 tillsynsbegäran.docx
+++ b/tillsyn/A 3197-2024 tillsynsbegäran.docx
@@ -238,7 +238,7 @@
     <w:r>
       <w:tab/>
       <w:tab/>
-      <w:t>2026-08-24</w:t>
+      <w:t>2026-08-25</w:t>
       <w:br/>
       <w:br/>
     </w:r>

--- a/tillsyn/A 3197-2024 tillsynsbegäran.docx
+++ b/tillsyn/A 3197-2024 tillsynsbegäran.docx
@@ -238,7 +238,7 @@
     <w:r>
       <w:tab/>
       <w:tab/>
-      <w:t>2026-08-25</w:t>
+      <w:t>2026-08-26</w:t>
       <w:br/>
       <w:br/>
     </w:r>

--- a/tillsyn/A 3197-2024 tillsynsbegäran.docx
+++ b/tillsyn/A 3197-2024 tillsynsbegäran.docx
@@ -238,7 +238,7 @@
     <w:r>
       <w:tab/>
       <w:tab/>
-      <w:t>2026-08-26</w:t>
+      <w:t>2026-08-27</w:t>
       <w:br/>
       <w:br/>
     </w:r>

--- a/tillsyn/A 3197-2024 tillsynsbegäran.docx
+++ b/tillsyn/A 3197-2024 tillsynsbegäran.docx
@@ -238,7 +238,7 @@
     <w:r>
       <w:tab/>
       <w:tab/>
-      <w:t>2026-08-27</w:t>
+      <w:t>2026-08-28</w:t>
       <w:br/>
       <w:br/>
     </w:r>

--- a/tillsyn/A 3197-2024 tillsynsbegäran.docx
+++ b/tillsyn/A 3197-2024 tillsynsbegäran.docx
@@ -238,7 +238,7 @@
     <w:r>
       <w:tab/>
       <w:tab/>
-      <w:t>2026-08-28</w:t>
+      <w:t>2026-08-29</w:t>
       <w:br/>
       <w:br/>
     </w:r>

--- a/tillsyn/A 3197-2024 tillsynsbegäran.docx
+++ b/tillsyn/A 3197-2024 tillsynsbegäran.docx
@@ -238,7 +238,7 @@
     <w:r>
       <w:tab/>
       <w:tab/>
-      <w:t>2026-08-29</w:t>
+      <w:t>2026-08-31</w:t>
       <w:br/>
       <w:br/>
     </w:r>

--- a/tillsyn/A 3197-2024 tillsynsbegäran.docx
+++ b/tillsyn/A 3197-2024 tillsynsbegäran.docx
@@ -238,7 +238,7 @@
     <w:r>
       <w:tab/>
       <w:tab/>
-      <w:t>2026-08-31</w:t>
+      <w:t>2026-09-01</w:t>
       <w:br/>
       <w:br/>
     </w:r>

--- a/tillsyn/A 3197-2024 tillsynsbegäran.docx
+++ b/tillsyn/A 3197-2024 tillsynsbegäran.docx
@@ -238,7 +238,7 @@
     <w:r>
       <w:tab/>
       <w:tab/>
-      <w:t>2026-09-01</w:t>
+      <w:t>2026-09-02</w:t>
       <w:br/>
       <w:br/>
     </w:r>

--- a/tillsyn/A 3197-2024 tillsynsbegäran.docx
+++ b/tillsyn/A 3197-2024 tillsynsbegäran.docx
@@ -238,7 +238,7 @@
     <w:r>
       <w:tab/>
       <w:tab/>
-      <w:t>2026-09-02</w:t>
+      <w:t>2026-09-03</w:t>
       <w:br/>
       <w:br/>
     </w:r>

--- a/tillsyn/A 3197-2024 tillsynsbegäran.docx
+++ b/tillsyn/A 3197-2024 tillsynsbegäran.docx
@@ -238,7 +238,7 @@
     <w:r>
       <w:tab/>
       <w:tab/>
-      <w:t>2026-09-03</w:t>
+      <w:t>2026-09-04</w:t>
       <w:br/>
       <w:br/>
     </w:r>

--- a/tillsyn/A 3197-2024 tillsynsbegäran.docx
+++ b/tillsyn/A 3197-2024 tillsynsbegäran.docx
@@ -238,7 +238,7 @@
     <w:r>
       <w:tab/>
       <w:tab/>
-      <w:t>2026-09-04</w:t>
+      <w:t>2026-09-05</w:t>
       <w:br/>
       <w:br/>
     </w:r>

--- a/tillsyn/A 3197-2024 tillsynsbegäran.docx
+++ b/tillsyn/A 3197-2024 tillsynsbegäran.docx
@@ -238,7 +238,7 @@
     <w:r>
       <w:tab/>
       <w:tab/>
-      <w:t>2026-09-05</w:t>
+      <w:t>2026-09-06</w:t>
       <w:br/>
       <w:br/>
     </w:r>

--- a/tillsyn/A 3197-2024 tillsynsbegäran.docx
+++ b/tillsyn/A 3197-2024 tillsynsbegäran.docx
@@ -238,7 +238,7 @@
     <w:r>
       <w:tab/>
       <w:tab/>
-      <w:t>2026-09-06</w:t>
+      <w:t>2026-09-07</w:t>
       <w:br/>
       <w:br/>
     </w:r>

--- a/tillsyn/A 3197-2024 tillsynsbegäran.docx
+++ b/tillsyn/A 3197-2024 tillsynsbegäran.docx
@@ -238,7 +238,7 @@
     <w:r>
       <w:tab/>
       <w:tab/>
-      <w:t>2026-09-07</w:t>
+      <w:t>2026-09-08</w:t>
       <w:br/>
       <w:br/>
     </w:r>

--- a/tillsyn/A 3197-2024 tillsynsbegäran.docx
+++ b/tillsyn/A 3197-2024 tillsynsbegäran.docx
@@ -238,7 +238,7 @@
     <w:r>
       <w:tab/>
       <w:tab/>
-      <w:t>2026-09-08</w:t>
+      <w:t>2026-09-09</w:t>
       <w:br/>
       <w:br/>
     </w:r>

--- a/tillsyn/A 3197-2024 tillsynsbegäran.docx
+++ b/tillsyn/A 3197-2024 tillsynsbegäran.docx
@@ -238,7 +238,7 @@
     <w:r>
       <w:tab/>
       <w:tab/>
-      <w:t>2026-09-09</w:t>
+      <w:t>2026-09-10</w:t>
       <w:br/>
       <w:br/>
     </w:r>

--- a/tillsyn/A 3197-2024 tillsynsbegäran.docx
+++ b/tillsyn/A 3197-2024 tillsynsbegäran.docx
@@ -238,7 +238,7 @@
     <w:r>
       <w:tab/>
       <w:tab/>
-      <w:t>2026-09-10</w:t>
+      <w:t>2026-09-11</w:t>
       <w:br/>
       <w:br/>
     </w:r>

--- a/tillsyn/A 3197-2024 tillsynsbegäran.docx
+++ b/tillsyn/A 3197-2024 tillsynsbegäran.docx
@@ -238,7 +238,7 @@
     <w:r>
       <w:tab/>
       <w:tab/>
-      <w:t>2026-09-11</w:t>
+      <w:t>2026-09-12</w:t>
       <w:br/>
       <w:br/>
     </w:r>
